--- a/managed-agents/knowledge-wiki/example_data/analyst_note.docx
+++ b/managed-agents/knowledge-wiki/example_data/analyst_note.docx
@@ -7,7 +7,7 @@
         <w:pStyle w:val="Heading1"/>
       </w:pPr>
       <w:r>
-        <w:t>Meridian Capital Research — Flash Note (demo)</w:t>
+        <w:t>Example Capital Research — Flash Note (demo)</w:t>
       </w:r>
     </w:p>
     <w:p>
